--- a/blog/articles/en/pitch_perfect_evaluating_segmentation_approaches_for_football_line_detection.docx
+++ b/blog/articles/en/pitch_perfect_evaluating_segmentation_approaches_for_football_line_detection.docx
@@ -4,32 +4,6 @@
   <w:body>
     <w:p>
       <w:pPr>
-        <w:pStyle w:val="Heading1"/>
-        <w:keepNext w:val="0"/>
-        <w:keepLines w:val="0"/>
-        <w:spacing w:before="0" w:lineRule="auto"/>
-        <w:rPr>
-          <w:b w:val="1"/>
-          <w:bCs w:val="1"/>
-          <w:sz w:val="46"/>
-          <w:szCs w:val="46"/>
-        </w:rPr>
-      </w:pPr>
-      <w:bookmarkStart w:colFirst="0" w:colLast="0" w:name="_iuktauv0gsxe" w:id="0"/>
-      <w:bookmarkEnd w:id="0"/>
-      <w:r>
-        <w:rPr>
-          <w:b w:val="1"/>
-          <w:bCs w:val="1"/>
-          <w:sz w:val="46"/>
-          <w:szCs w:val="46"/>
-          <w:rtl w:val="0"/>
-        </w:rPr>
-        <w:t xml:space="preserve">Pitch Perfect: Evaluating Segmentation Approaches for Football Line Detection</w:t>
-      </w:r>
-    </w:p>
-    <w:p>
-      <w:pPr>
         <w:pStyle w:val="Heading3"/>
         <w:keepNext w:val="0"/>
         <w:keepLines w:val="0"/>
@@ -42,8 +16,8 @@
           <w:szCs w:val="26"/>
         </w:rPr>
       </w:pPr>
-      <w:bookmarkStart w:colFirst="0" w:colLast="0" w:name="_pb88a5lqc6jm" w:id="1"/>
-      <w:bookmarkEnd w:id="1"/>
+      <w:bookmarkStart w:colFirst="0" w:colLast="0" w:name="_pb88a5lqc6jm" w:id="0"/>
+      <w:bookmarkEnd w:id="0"/>
       <w:r>
         <w:rPr>
           <w:b w:val="1"/>
@@ -97,8 +71,8 @@
           <w:szCs w:val="26"/>
         </w:rPr>
       </w:pPr>
-      <w:bookmarkStart w:colFirst="0" w:colLast="0" w:name="_new3kf809y85" w:id="2"/>
-      <w:bookmarkEnd w:id="2"/>
+      <w:bookmarkStart w:colFirst="0" w:colLast="0" w:name="_new3kf809y85" w:id="1"/>
+      <w:bookmarkEnd w:id="1"/>
       <w:r>
         <w:rPr>
           <w:b w:val="1"/>
@@ -272,8 +246,8 @@
           <w:szCs w:val="26"/>
         </w:rPr>
       </w:pPr>
-      <w:bookmarkStart w:colFirst="0" w:colLast="0" w:name="_9xqx2muqwwz0" w:id="3"/>
-      <w:bookmarkEnd w:id="3"/>
+      <w:bookmarkStart w:colFirst="0" w:colLast="0" w:name="_9xqx2muqwwz0" w:id="2"/>
+      <w:bookmarkEnd w:id="2"/>
       <w:r>
         <w:rPr>
           <w:b w:val="1"/>
@@ -467,8 +441,8 @@
           <w:szCs w:val="26"/>
         </w:rPr>
       </w:pPr>
-      <w:bookmarkStart w:colFirst="0" w:colLast="0" w:name="_zcy097hgpk4a" w:id="4"/>
-      <w:bookmarkEnd w:id="4"/>
+      <w:bookmarkStart w:colFirst="0" w:colLast="0" w:name="_zcy097hgpk4a" w:id="3"/>
+      <w:bookmarkEnd w:id="3"/>
       <w:r>
         <w:rPr>
           <w:b w:val="1"/>
@@ -703,8 +677,8 @@
           <w:szCs w:val="26"/>
         </w:rPr>
       </w:pPr>
-      <w:bookmarkStart w:colFirst="0" w:colLast="0" w:name="_2yoktp3ukaq8" w:id="5"/>
-      <w:bookmarkEnd w:id="5"/>
+      <w:bookmarkStart w:colFirst="0" w:colLast="0" w:name="_2yoktp3ukaq8" w:id="4"/>
+      <w:bookmarkEnd w:id="4"/>
       <w:r>
         <w:rPr>
           <w:b w:val="1"/>
@@ -1448,8 +1422,8 @@
           <w:szCs w:val="26"/>
         </w:rPr>
       </w:pPr>
-      <w:bookmarkStart w:colFirst="0" w:colLast="0" w:name="_s921us99xfnh" w:id="6"/>
-      <w:bookmarkEnd w:id="6"/>
+      <w:bookmarkStart w:colFirst="0" w:colLast="0" w:name="_s921us99xfnh" w:id="5"/>
+      <w:bookmarkEnd w:id="5"/>
       <w:r>
         <w:rPr>
           <w:b w:val="1"/>
